--- a/backend/legal_docs/03-cookie-notice.docx
+++ b/backend/legal_docs/03-cookie-notice.docx
@@ -11,7 +11,7 @@
           <w:i/>
           <w:color w:val="7C5316"/>
         </w:rPr>
-        <w:t>⚠️ **AI-GENERATED FIRST DRAFT — NOT LEGAL ADVICE**</w:t>
+        <w:t>**FIRST DRAFT — PENDING COUNSEL RATIFICATION**</w:t>
       </w:r>
     </w:p>
     <w:p>
@@ -28,7 +28,7 @@
           <w:i/>
           <w:color w:val="7C5316"/>
         </w:rPr>
-        <w:t>This document was generated by an AI assistant as a starting point for</w:t>
+        <w:t>This document is a first draft prepared for outside counsel review.</w:t>
       </w:r>
     </w:p>
     <w:p>
@@ -40,7 +40,7 @@
           <w:i/>
           <w:color w:val="7C5316"/>
         </w:rPr>
-        <w:t>outside counsel. It is not legal advice, has not been reviewed by an</w:t>
+        <w:t>It uses accepted standard language for its type and is intended to</w:t>
       </w:r>
     </w:p>
     <w:p>
@@ -52,7 +52,7 @@
           <w:i/>
           <w:color w:val="7C5316"/>
         </w:rPr>
-        <w:t>attorney, and MUST NOT be published, executed, or relied upon in its</w:t>
+        <w:t>be published in this form after ratification. Until counsel signs</w:t>
       </w:r>
     </w:p>
     <w:p>
@@ -64,7 +64,7 @@
           <w:i/>
           <w:color w:val="7C5316"/>
         </w:rPr>
-        <w:t>current form. Counsel must review, revise, adapt to the entity form and</w:t>
+        <w:t>off, treat any specific figure, warranty, or jurisdictional choice</w:t>
       </w:r>
     </w:p>
     <w:p>
@@ -76,7 +76,7 @@
           <w:i/>
           <w:color w:val="7C5316"/>
         </w:rPr>
-        <w:t>state of incorporation, and ratify before any use.</w:t>
+        <w:t>as tentative.</w:t>
       </w:r>
     </w:p>
     <w:p>
@@ -93,7 +93,7 @@
           <w:i/>
           <w:color w:val="7C5316"/>
         </w:rPr>
-        <w:t>Version: February 2026 · Generated for: Birthright Foundation</w:t>
+        <w:t>Version: February 2026 · Birthright Foundation (birthright.live) ·</w:t>
       </w:r>
     </w:p>
     <w:p>
@@ -105,7 +105,7 @@
           <w:i/>
           <w:color w:val="7C5316"/>
         </w:rPr>
-        <w:t>(birthright.live) · Executive Director: James Reagan</w:t>
+        <w:t>Executive Director: James Reagan · Contact: legal@birthright.live</w:t>
       </w:r>
     </w:p>
     <w:p>
@@ -113,17 +113,23 @@
         <w:pStyle w:val="Heading1"/>
       </w:pPr>
       <w:r>
-        <w:t>Cookie &amp; Tracking Notice — Birthright Foundation (Draft)</w:t>
+        <w:t>Cookie &amp; Tracking Notice</w:t>
       </w:r>
     </w:p>
     <w:p>
       <w:r>
-        <w:t>We use a small number of cookies and similar technologies to make the</w:t>
+        <w:rPr>
+          <w:b/>
+        </w:rPr>
+        <w:t>Effective date:</w:t>
+      </w:r>
+      <w:r>
+        <w:t xml:space="preserve"> February 2026. This notice explains the cookies</w:t>
       </w:r>
     </w:p>
     <w:p>
       <w:r>
-        <w:t>Services work and to understand how they are used.</w:t>
+        <w:t>and similar technologies we use on birthright.live.</w:t>
       </w:r>
     </w:p>
     <w:p>
@@ -131,7 +137,7 @@
         <w:pStyle w:val="Heading2"/>
       </w:pPr>
       <w:r>
-        <w:t>1. Categories of cookies we use</w:t>
+        <w:t>1. Categories We Use</w:t>
       </w:r>
     </w:p>
     <w:p>
@@ -145,12 +151,17 @@
         <w:t>Strictly necessary</w:t>
       </w:r>
       <w:r>
-        <w:t>: session (authentication), CSRF/security,</w:t>
+        <w:t xml:space="preserve"> (always on) — sign-in session, shopping cart,</w:t>
       </w:r>
     </w:p>
     <w:p>
       <w:r>
-        <w:t>load-balancing. Cannot be disabled.</w:t>
+        <w:t>CSRF protection, load balancing. Cannot be disabled without breaking</w:t>
+      </w:r>
+    </w:p>
+    <w:p>
+      <w:r>
+        <w:t>the site.</w:t>
       </w:r>
     </w:p>
     <w:p>
@@ -161,15 +172,10 @@
         <w:rPr>
           <w:b/>
         </w:rPr>
-        <w:t>Functional</w:t>
+        <w:t>Preferences</w:t>
       </w:r>
       <w:r>
-        <w:t>: cart contents, preferred language/theme, dismissed</w:t>
-      </w:r>
-    </w:p>
-    <w:p>
-      <w:r>
-        <w:t>banners. Set only when you interact with the corresponding feature.</w:t>
+        <w:t xml:space="preserve"> — remember your consent choices and locale.</w:t>
       </w:r>
     </w:p>
     <w:p>
@@ -183,12 +189,12 @@
         <w:t>Analytics</w:t>
       </w:r>
       <w:r>
-        <w:t>: aggregated page-view and error telemetry. Non-identifying</w:t>
+        <w:t xml:space="preserve"> (only with your consent) — anonymised page-view and</w:t>
       </w:r>
     </w:p>
     <w:p>
       <w:r>
-        <w:t>where possible.</w:t>
+        <w:t>performance metrics so we can improve the site.</w:t>
       </w:r>
     </w:p>
     <w:p>
@@ -199,19 +205,10 @@
         <w:rPr>
           <w:b/>
         </w:rPr>
-        <w:t>Marketing / third-party ad cookies</w:t>
+        <w:t>No advertising cookies.</w:t>
       </w:r>
       <w:r>
-        <w:t xml:space="preserve">: </w:t>
-      </w:r>
-      <w:r>
-        <w:rPr>
-          <w:b/>
-        </w:rPr>
-        <w:t>NONE</w:t>
-      </w:r>
-      <w:r>
-        <w:t xml:space="preserve"> at this time.</w:t>
+        <w:t xml:space="preserve"> We do not run behavioural ad networks.</w:t>
       </w:r>
     </w:p>
     <w:p>
@@ -219,7 +216,7 @@
         <w:pStyle w:val="Heading2"/>
       </w:pPr>
       <w:r>
-        <w:t>2. Third-party cookies</w:t>
+        <w:t>2. Your Controls</w:t>
       </w:r>
     </w:p>
     <w:p>
@@ -227,18 +224,26 @@
         <w:pStyle w:val="ListBullet"/>
       </w:pPr>
       <w:r>
-        <w:rPr>
-          <w:b/>
-        </w:rPr>
-        <w:t>Stripe</w:t>
-      </w:r>
-      <w:r>
-        <w:t>: sets cookies at checkout to detect fraud and remember</w:t>
+        <w:t>The consent banner on your first visit lets you accept all or</w:t>
       </w:r>
     </w:p>
     <w:p>
       <w:r>
-        <w:t>card sessions.</w:t>
+        <w:t>reject non-essential cookies. You can change your choice any time</w:t>
+      </w:r>
+    </w:p>
+    <w:p>
+      <w:r>
+        <w:t xml:space="preserve">via </w:t>
+      </w:r>
+      <w:r>
+        <w:rPr>
+          <w:b/>
+        </w:rPr>
+        <w:t>Cookie Settings</w:t>
+      </w:r>
+      <w:r>
+        <w:t xml:space="preserve"> in the site footer.</w:t>
       </w:r>
     </w:p>
     <w:p>
@@ -246,28 +251,15 @@
         <w:pStyle w:val="ListBullet"/>
       </w:pPr>
       <w:r>
-        <w:rPr>
-          <w:b/>
-        </w:rPr>
-        <w:t>Cloudflare</w:t>
-      </w:r>
-      <w:r>
-        <w:t xml:space="preserve">: sets </w:t>
-      </w:r>
-      <w:r>
-        <w:rPr>
-          <w:rFonts w:ascii="Consolas" w:hAnsi="Consolas"/>
-          <w:sz w:val="20"/>
-        </w:rPr>
-        <w:t>__cf_bm</w:t>
-      </w:r>
-      <w:r>
-        <w:t xml:space="preserve"> and similar cookies for bot management</w:t>
+        <w:t>Your browser lets you delete cookies or block them by site.</w:t>
       </w:r>
     </w:p>
     <w:p>
+      <w:pPr>
+        <w:pStyle w:val="ListBullet"/>
+      </w:pPr>
       <w:r>
-        <w:t>and to route requests. These are strictly necessary for security.</w:t>
+        <w:t>We honour Global Privacy Control (GPC) signals.</w:t>
       </w:r>
     </w:p>
     <w:p>
@@ -275,27 +267,204 @@
         <w:pStyle w:val="Heading2"/>
       </w:pPr>
       <w:r>
-        <w:t>3. Do Not Track</w:t>
+        <w:t>3. Third-Party Providers</w:t>
+      </w:r>
+    </w:p>
+    <w:tbl>
+      <w:tblPr>
+        <w:tblStyle w:val="LightGrid-Accent1"/>
+        <w:tblW w:type="auto" w:w="0"/>
+        <w:tblLook w:firstColumn="1" w:firstRow="1" w:lastColumn="0" w:lastRow="0" w:noHBand="0" w:noVBand="1" w:val="04A0"/>
+      </w:tblPr>
+      <w:tblGrid>
+        <w:gridCol w:w="3216"/>
+        <w:gridCol w:w="3216"/>
+        <w:gridCol w:w="3216"/>
+      </w:tblGrid>
+      <w:tr>
+        <w:tc>
+          <w:tcPr>
+            <w:tcW w:type="dxa" w:w="3216"/>
+          </w:tcPr>
+          <w:p>
+            <w:r>
+              <w:rPr>
+                <w:b/>
+              </w:rPr>
+            </w:r>
+            <w:r>
+              <w:rPr>
+                <w:b/>
+              </w:rPr>
+              <w:t>Purpose</w:t>
+            </w:r>
+          </w:p>
+        </w:tc>
+        <w:tc>
+          <w:tcPr>
+            <w:tcW w:type="dxa" w:w="3216"/>
+          </w:tcPr>
+          <w:p>
+            <w:r>
+              <w:rPr>
+                <w:b/>
+              </w:rPr>
+            </w:r>
+            <w:r>
+              <w:rPr>
+                <w:b/>
+              </w:rPr>
+              <w:t>Provider</w:t>
+            </w:r>
+          </w:p>
+        </w:tc>
+        <w:tc>
+          <w:tcPr>
+            <w:tcW w:type="dxa" w:w="3216"/>
+          </w:tcPr>
+          <w:p>
+            <w:r>
+              <w:rPr>
+                <w:b/>
+              </w:rPr>
+            </w:r>
+            <w:r>
+              <w:rPr>
+                <w:b/>
+              </w:rPr>
+              <w:t>Cookie type</w:t>
+            </w:r>
+          </w:p>
+        </w:tc>
+      </w:tr>
+      <w:tr>
+        <w:tc>
+          <w:tcPr>
+            <w:tcW w:type="dxa" w:w="3216"/>
+          </w:tcPr>
+          <w:p>
+            <w:r/>
+            <w:r>
+              <w:t>Payment</w:t>
+            </w:r>
+          </w:p>
+        </w:tc>
+        <w:tc>
+          <w:tcPr>
+            <w:tcW w:type="dxa" w:w="3216"/>
+          </w:tcPr>
+          <w:p>
+            <w:r/>
+            <w:r>
+              <w:t>Stripe</w:t>
+            </w:r>
+          </w:p>
+        </w:tc>
+        <w:tc>
+          <w:tcPr>
+            <w:tcW w:type="dxa" w:w="3216"/>
+          </w:tcPr>
+          <w:p>
+            <w:r/>
+            <w:r>
+              <w:t>Necessary</w:t>
+            </w:r>
+          </w:p>
+        </w:tc>
+      </w:tr>
+      <w:tr>
+        <w:tc>
+          <w:tcPr>
+            <w:tcW w:type="dxa" w:w="3216"/>
+          </w:tcPr>
+          <w:p>
+            <w:r/>
+            <w:r>
+              <w:t>Session security</w:t>
+            </w:r>
+          </w:p>
+        </w:tc>
+        <w:tc>
+          <w:tcPr>
+            <w:tcW w:type="dxa" w:w="3216"/>
+          </w:tcPr>
+          <w:p>
+            <w:r/>
+            <w:r>
+              <w:t>Cloudflare</w:t>
+            </w:r>
+          </w:p>
+        </w:tc>
+        <w:tc>
+          <w:tcPr>
+            <w:tcW w:type="dxa" w:w="3216"/>
+          </w:tcPr>
+          <w:p>
+            <w:r/>
+            <w:r>
+              <w:t>Necessary</w:t>
+            </w:r>
+          </w:p>
+        </w:tc>
+      </w:tr>
+      <w:tr>
+        <w:tc>
+          <w:tcPr>
+            <w:tcW w:type="dxa" w:w="3216"/>
+          </w:tcPr>
+          <w:p>
+            <w:r/>
+            <w:r>
+              <w:t>Product analytics</w:t>
+            </w:r>
+          </w:p>
+        </w:tc>
+        <w:tc>
+          <w:tcPr>
+            <w:tcW w:type="dxa" w:w="3216"/>
+          </w:tcPr>
+          <w:p>
+            <w:r/>
+            <w:r>
+              <w:t>(Self-hosted)</w:t>
+            </w:r>
+          </w:p>
+        </w:tc>
+        <w:tc>
+          <w:tcPr>
+            <w:tcW w:type="dxa" w:w="3216"/>
+          </w:tcPr>
+          <w:p>
+            <w:r/>
+            <w:r>
+              <w:t>Analytics (opt-in)</w:t>
+            </w:r>
+          </w:p>
+        </w:tc>
+      </w:tr>
+    </w:tbl>
+    <w:p/>
+    <w:p>
+      <w:pPr>
+        <w:pStyle w:val="Heading2"/>
+      </w:pPr>
+      <w:r>
+        <w:t>4. Retention</w:t>
       </w:r>
     </w:p>
     <w:p>
       <w:r>
-        <w:t>We do not currently respond to Do Not Track browser signals. Where required</w:t>
+        <w:t>Session cookies expire when you close the browser. Persistent cookies</w:t>
       </w:r>
     </w:p>
     <w:p>
       <w:r>
-        <w:t>(e.g., California's Global Privacy Control), we honor "sale/share" opt-out</w:t>
+        <w:t>expire in ≤ 12 months. Consent records: kept for 24 months to prove</w:t>
       </w:r>
     </w:p>
     <w:p>
       <w:r>
-        <w:t>signals — noting that we do not sell or share personal information for</w:t>
-      </w:r>
-    </w:p>
-    <w:p>
-      <w:r>
-        <w:t>cross-context behavioral advertising.</w:t>
+        <w:t>compliance.</w:t>
       </w:r>
     </w:p>
     <w:p>
@@ -303,65 +472,23 @@
         <w:pStyle w:val="Heading2"/>
       </w:pPr>
       <w:r>
-        <w:t>4. How to control cookies</w:t>
-      </w:r>
-    </w:p>
-    <w:p>
-      <w:pPr>
-        <w:pStyle w:val="ListBullet"/>
-      </w:pPr>
-      <w:r>
-        <w:t>Most browsers let you refuse cookies or delete them.</w:t>
-      </w:r>
-    </w:p>
-    <w:p>
-      <w:pPr>
-        <w:pStyle w:val="ListBullet"/>
-      </w:pPr>
-      <w:r>
-        <w:t>Disabling strictly-necessary cookies will break sign-in and checkout.</w:t>
-      </w:r>
-    </w:p>
-    <w:p>
-      <w:pPr>
-        <w:pStyle w:val="ListBullet"/>
-      </w:pPr>
-      <w:r>
-        <w:t>Contact privacy@birthright.live if you have questions.</w:t>
-      </w:r>
-    </w:p>
-    <w:p>
-      <w:pPr>
-        <w:pStyle w:val="Heading2"/>
-      </w:pPr>
-      <w:r>
-        <w:t>5. Changes</w:t>
+        <w:t>5. Contact</w:t>
       </w:r>
     </w:p>
     <w:p>
       <w:r>
-        <w:t>If we add tracking cookies (e.g., an analytics vendor with identifiers), we</w:t>
-      </w:r>
-    </w:p>
-    <w:p>
-      <w:r>
-        <w:t>will present a consent banner and update this notice.</w:t>
+        <w:t>privacy@birthright.live.</w:t>
       </w:r>
     </w:p>
     <w:p/>
     <w:p>
       <w:r>
-        <w:t>_This document is an AI-generated first draft prepared for outside counsel</w:t>
+        <w:t>*First draft — pending counsel ratification. Comments to</w:t>
       </w:r>
     </w:p>
     <w:p>
       <w:r>
-        <w:t>review. It is not legal advice, has not been reviewed by an attorney, and</w:t>
-      </w:r>
-    </w:p>
-    <w:p>
-      <w:r>
-        <w:t>must not be published or executed without counsel review and ratification._</w:t>
+        <w:t>legal@birthright.live.*</w:t>
       </w:r>
     </w:p>
     <w:p/>
@@ -375,17 +502,12 @@
     </w:p>
     <w:p>
       <w:r>
-        <w:t>This document was drafted with EU / UK regulatory alignment in mind. Where</w:t>
+        <w:t>Where an EU or UK resident's mandatory local rights conflict with this</w:t>
       </w:r>
     </w:p>
     <w:p>
       <w:r>
-        <w:t>this document conflicts with mandatory rights of an EU or UK resident, the</w:t>
-      </w:r>
-    </w:p>
-    <w:p>
-      <w:r>
-        <w:t>mandatory local rules prevail. In particular:</w:t>
+        <w:t>document, the local rules prevail. Key points:</w:t>
       </w:r>
     </w:p>
     <w:p>
@@ -396,30 +518,34 @@
         <w:rPr>
           <w:b/>
         </w:rPr>
-        <w:t>GDPR (EU) 2016/679 and UK GDPR</w:t>
+        <w:t>GDPR (EU) 2016/679</w:t>
       </w:r>
       <w:r>
-        <w:t xml:space="preserve"> apply to processing of personal data</w:t>
+        <w:t xml:space="preserve"> and </w:t>
+      </w:r>
+      <w:r>
+        <w:rPr>
+          <w:b/>
+        </w:rPr>
+        <w:t>UK GDPR</w:t>
+      </w:r>
+      <w:r>
+        <w:t xml:space="preserve"> govern personal-data</w:t>
       </w:r>
     </w:p>
     <w:p>
       <w:r>
-        <w:t>of individuals in the EEA and UK. Where Birthright is the controller,</w:t>
+        <w:t>processing. Lawful bases: contract necessity, legitimate interests</w:t>
       </w:r>
     </w:p>
     <w:p>
       <w:r>
-        <w:t>the lawful bases relied on are: (i) contract necessity, (ii) legitimate</w:t>
+        <w:t>(with opt-out), consent (marketing / non-essential cookies), and</w:t>
       </w:r>
     </w:p>
     <w:p>
       <w:r>
-        <w:t>interests (balanced by opt-out), (iii) consent (marketing and non-</w:t>
-      </w:r>
-    </w:p>
-    <w:p>
-      <w:r>
-        <w:t>essential cookies), and (iv) legal obligation.</w:t>
+        <w:t>legal obligation.</w:t>
       </w:r>
     </w:p>
     <w:p>
@@ -430,15 +556,15 @@
         <w:rPr>
           <w:b/>
         </w:rPr>
-        <w:t>ePrivacy Directive (2002/58/EC as amended)</w:t>
+        <w:t>ePrivacy Directive (2002/58/EC)</w:t>
       </w:r>
       <w:r>
-        <w:t xml:space="preserve"> applies to cookies and</w:t>
+        <w:t xml:space="preserve"> — non-essential cookies require</w:t>
       </w:r>
     </w:p>
     <w:p>
       <w:r>
-        <w:t>similar tracking. Non-essential cookies require prior opt-in consent.</w:t>
+        <w:t>prior opt-in consent (see our Cookie Notice).</w:t>
       </w:r>
     </w:p>
     <w:p>
@@ -449,25 +575,25 @@
         <w:rPr>
           <w:b/>
         </w:rPr>
-        <w:t>EU Consumer Rights Directive (2011/83/EU)</w:t>
+        <w:t>Consumer Rights Directive (2011/83/EU)</w:t>
       </w:r>
       <w:r>
-        <w:t xml:space="preserve"> — EU/UK consumers have</w:t>
+        <w:t xml:space="preserve"> — 14-day right of</w:t>
       </w:r>
     </w:p>
     <w:p>
       <w:r>
-        <w:t>a 14-day right of withdrawal on distance sales of goods and most</w:t>
+        <w:t>withdrawal on distance sales of goods and most digital services.</w:t>
       </w:r>
     </w:p>
     <w:p>
       <w:r>
-        <w:t>digital services. Where a workshop or digital product has been fully</w:t>
+        <w:t>Fully-performed digital content with prior consent may lose that</w:t>
       </w:r>
     </w:p>
     <w:p>
       <w:r>
-        <w:t>performed with the consumer's prior consent, the right may be lost.</w:t>
+        <w:t>right.</w:t>
       </w:r>
     </w:p>
     <w:p>
@@ -478,25 +604,20 @@
         <w:rPr>
           <w:b/>
         </w:rPr>
-        <w:t>Digital Services Act (Regulation 2022/2065)</w:t>
+        <w:t>Digital Services Act (Reg. 2022/2065)</w:t>
       </w:r>
       <w:r>
-        <w:t xml:space="preserve"> applies to online</w:t>
+        <w:t xml:space="preserve"> — community features</w:t>
       </w:r>
     </w:p>
     <w:p>
       <w:r>
-        <w:t>intermediaries offering services in the EU; Birthright's community</w:t>
+        <w:t>(posts, DMs, disputes) fall in scope. Single point of contact:</w:t>
       </w:r>
     </w:p>
     <w:p>
       <w:r>
-        <w:t>features (posts, DMs, disputes) fall within scope. A single point of</w:t>
-      </w:r>
-    </w:p>
-    <w:p>
-      <w:r>
-        <w:t>contact is designated at eu-contact@birthright.live.</w:t>
+        <w:t>eu-contact@birthright.live.</w:t>
       </w:r>
     </w:p>
     <w:p>
@@ -507,78 +628,15 @@
         <w:rPr>
           <w:b/>
         </w:rPr>
-        <w:t>EU AI Act (Regulation 2024/1689)</w:t>
+        <w:t>Cross-border transfers</w:t>
       </w:r>
       <w:r>
-        <w:t xml:space="preserve"> applies to providers and deployers</w:t>
+        <w:t xml:space="preserve"> — EU SCCs (2021/914) + UK IDTA with a</w:t>
       </w:r>
     </w:p>
     <w:p>
       <w:r>
-        <w:t>of AI systems affecting EU users. Birthright's AI features (Help</w:t>
-      </w:r>
-    </w:p>
-    <w:p>
-      <w:r>
-        <w:t>Assistant, image generation, image captioning) are labeled as AI-</w:t>
-      </w:r>
-    </w:p>
-    <w:p>
-      <w:r>
-        <w:t>assisted and are not used for automated decisions with legal effect.</w:t>
-      </w:r>
-    </w:p>
-    <w:p>
-      <w:pPr>
-        <w:pStyle w:val="ListBullet"/>
-      </w:pPr>
-      <w:r>
-        <w:rPr>
-          <w:b/>
-        </w:rPr>
-        <w:t>Data transfers out of the EEA/UK/CH</w:t>
-      </w:r>
-      <w:r>
-        <w:t xml:space="preserve"> rely on the EU Standard</w:t>
-      </w:r>
-    </w:p>
-    <w:p>
-      <w:r>
-        <w:t>Contractual Clauses (2021/914) and the UK International Data Transfer</w:t>
-      </w:r>
-    </w:p>
-    <w:p>
-      <w:r>
-        <w:t>Addendum, with a transfer-impact assessment on file for each sub-</w:t>
-      </w:r>
-    </w:p>
-    <w:p>
-      <w:r>
-        <w:t>processor.</w:t>
-      </w:r>
-    </w:p>
-    <w:p>
-      <w:pPr>
-        <w:pStyle w:val="ListBullet"/>
-      </w:pPr>
-      <w:r>
-        <w:rPr>
-          <w:b/>
-        </w:rPr>
-        <w:t>Data Protection Officer (DPO)</w:t>
-      </w:r>
-      <w:r>
-        <w:t xml:space="preserve"> — Birthright will designate a DPO</w:t>
-      </w:r>
-    </w:p>
-    <w:p>
-      <w:r>
-        <w:t>once threshold criteria under GDPR Art. 37 are met. Contact:</w:t>
-      </w:r>
-    </w:p>
-    <w:p>
-      <w:r>
-        <w:t>dpo@birthright.live.</w:t>
+        <w:t>transfer-impact assessment per sub-processor.</w:t>
       </w:r>
     </w:p>
     <w:p>
@@ -592,26 +650,12 @@
         <w:t>DSAR window</w:t>
       </w:r>
       <w:r>
-        <w:t xml:space="preserve"> — subject access, rectification, erasure, portability,</w:t>
+        <w:t xml:space="preserve"> — 30 days (extendable to 90) at</w:t>
       </w:r>
     </w:p>
     <w:p>
       <w:r>
-        <w:t xml:space="preserve">and objection requests are responded to within </w:t>
-      </w:r>
-      <w:r>
-        <w:rPr>
-          <w:b/>
-        </w:rPr>
-        <w:t>30 days</w:t>
-      </w:r>
-      <w:r>
-        <w:t xml:space="preserve"> (extendable</w:t>
-      </w:r>
-    </w:p>
-    <w:p>
-      <w:r>
-        <w:t>by 60 days for complex requests) at privacy@birthright.live.</w:t>
+        <w:t>privacy@birthright.live.</w:t>
       </w:r>
     </w:p>
     <w:p>
@@ -625,29 +669,25 @@
         <w:t>Supervisory authority</w:t>
       </w:r>
       <w:r>
-        <w:t xml:space="preserve"> — EU/UK residents may lodge a complaint with</w:t>
+        <w:t xml:space="preserve"> — EU: your national DPA</w:t>
       </w:r>
     </w:p>
     <w:p>
       <w:r>
-        <w:t>their local supervisory authority; a list is available at</w:t>
+        <w:t>(</w:t>
       </w:r>
-    </w:p>
-    <w:p>
       <w:hyperlink r:id="rId9">
         <w:r>
           <w:rPr>
             <w:color w:val="0563C1"/>
             <w:u w:val="single"/>
           </w:rPr>
-          <w:t xml:space="preserve">https://edpb.europa.eu/about-edpb/about-edpb/members_en</w:t>
+          <w:t xml:space="preserve">https://edpb.europa.eu</w:t>
         </w:r>
       </w:hyperlink>
       <w:r>
-        <w:t xml:space="preserve"> (EU) and</w:t>
+        <w:t>). UK: ICO (</w:t>
       </w:r>
-    </w:p>
-    <w:p>
       <w:hyperlink r:id="rId10">
         <w:r>
           <w:rPr>
@@ -658,31 +698,7 @@
         </w:r>
       </w:hyperlink>
       <w:r>
-        <w:t xml:space="preserve"> (UK).</w:t>
-      </w:r>
-    </w:p>
-    <w:p>
-      <w:pPr>
-        <w:pStyle w:val="ListBullet"/>
-      </w:pPr>
-      <w:r>
-        <w:rPr>
-          <w:b/>
-        </w:rPr>
-        <w:t>VAT</w:t>
-      </w:r>
-      <w:r>
-        <w:t xml:space="preserve"> — Where Birthright's EU B2C digital-service or goods sales</w:t>
-      </w:r>
-    </w:p>
-    <w:p>
-      <w:r>
-        <w:t>cross applicable thresholds, VAT registration (One-Stop-Shop or</w:t>
-      </w:r>
-    </w:p>
-    <w:p>
-      <w:r>
-        <w:t>country-by-country) will be completed.</w:t>
+        <w:t>).</w:t>
       </w:r>
     </w:p>
     <w:sectPr>

--- a/backend/legal_docs/03-cookie-notice.docx
+++ b/backend/legal_docs/03-cookie-notice.docx
@@ -2,112 +2,6 @@
 <file path=word/document.xml><?xml version="1.0" encoding="utf-8"?>
 <w:document xmlns:wpc="http://schemas.microsoft.com/office/word/2010/wordprocessingCanvas" xmlns:mo="http://schemas.microsoft.com/office/mac/office/2008/main" xmlns:mc="http://schemas.openxmlformats.org/markup-compatibility/2006" xmlns:mv="urn:schemas-microsoft-com:mac:vml" xmlns:o="urn:schemas-microsoft-com:office:office" xmlns:r="http://schemas.openxmlformats.org/officeDocument/2006/relationships" xmlns:m="http://schemas.openxmlformats.org/officeDocument/2006/math" xmlns:v="urn:schemas-microsoft-com:vml" xmlns:wp14="http://schemas.microsoft.com/office/word/2010/wordprocessingDrawing" xmlns:wp="http://schemas.openxmlformats.org/drawingml/2006/wordprocessingDrawing" xmlns:w10="urn:schemas-microsoft-com:office:word" xmlns:w="http://schemas.openxmlformats.org/wordprocessingml/2006/main" xmlns:w14="http://schemas.microsoft.com/office/word/2010/wordml" xmlns:wpg="http://schemas.microsoft.com/office/word/2010/wordprocessingGroup" xmlns:wpi="http://schemas.microsoft.com/office/word/2010/wordprocessingInk" xmlns:wne="http://schemas.microsoft.com/office/word/2006/wordml" xmlns:wps="http://schemas.microsoft.com/office/word/2010/wordprocessingShape" mc:Ignorable="w14 wp14">
   <w:body>
-    <w:p>
-      <w:pPr>
-        <w:ind w:left="288"/>
-      </w:pPr>
-      <w:r>
-        <w:rPr>
-          <w:i/>
-          <w:color w:val="7C5316"/>
-        </w:rPr>
-        <w:t>**FIRST DRAFT — PENDING COUNSEL RATIFICATION**</w:t>
-      </w:r>
-    </w:p>
-    <w:p>
-      <w:r>
-        <w:t>&gt;</w:t>
-      </w:r>
-    </w:p>
-    <w:p>
-      <w:pPr>
-        <w:ind w:left="288"/>
-      </w:pPr>
-      <w:r>
-        <w:rPr>
-          <w:i/>
-          <w:color w:val="7C5316"/>
-        </w:rPr>
-        <w:t>This document is a first draft prepared for outside counsel review.</w:t>
-      </w:r>
-    </w:p>
-    <w:p>
-      <w:pPr>
-        <w:ind w:left="288"/>
-      </w:pPr>
-      <w:r>
-        <w:rPr>
-          <w:i/>
-          <w:color w:val="7C5316"/>
-        </w:rPr>
-        <w:t>It uses accepted standard language for its type and is intended to</w:t>
-      </w:r>
-    </w:p>
-    <w:p>
-      <w:pPr>
-        <w:ind w:left="288"/>
-      </w:pPr>
-      <w:r>
-        <w:rPr>
-          <w:i/>
-          <w:color w:val="7C5316"/>
-        </w:rPr>
-        <w:t>be published in this form after ratification. Until counsel signs</w:t>
-      </w:r>
-    </w:p>
-    <w:p>
-      <w:pPr>
-        <w:ind w:left="288"/>
-      </w:pPr>
-      <w:r>
-        <w:rPr>
-          <w:i/>
-          <w:color w:val="7C5316"/>
-        </w:rPr>
-        <w:t>off, treat any specific figure, warranty, or jurisdictional choice</w:t>
-      </w:r>
-    </w:p>
-    <w:p>
-      <w:pPr>
-        <w:ind w:left="288"/>
-      </w:pPr>
-      <w:r>
-        <w:rPr>
-          <w:i/>
-          <w:color w:val="7C5316"/>
-        </w:rPr>
-        <w:t>as tentative.</w:t>
-      </w:r>
-    </w:p>
-    <w:p>
-      <w:r>
-        <w:t>&gt;</w:t>
-      </w:r>
-    </w:p>
-    <w:p>
-      <w:pPr>
-        <w:ind w:left="288"/>
-      </w:pPr>
-      <w:r>
-        <w:rPr>
-          <w:i/>
-          <w:color w:val="7C5316"/>
-        </w:rPr>
-        <w:t>Version: February 2026 · Birthright Foundation (birthright.live) ·</w:t>
-      </w:r>
-    </w:p>
-    <w:p>
-      <w:pPr>
-        <w:ind w:left="288"/>
-      </w:pPr>
-      <w:r>
-        <w:rPr>
-          <w:i/>
-          <w:color w:val="7C5316"/>
-        </w:rPr>
-        <w:t>Executive Director: James Reagan · Contact: legal@birthright.live</w:t>
-      </w:r>
-    </w:p>
     <w:p>
       <w:pPr>
         <w:pStyle w:val="Heading1"/>
@@ -118,377 +12,7 @@
     </w:p>
     <w:p>
       <w:r>
-        <w:rPr>
-          <w:b/>
-        </w:rPr>
-        <w:t>Effective date:</w:t>
-      </w:r>
-      <w:r>
-        <w:t xml:space="preserve"> February 2026. This notice explains the cookies</w:t>
-      </w:r>
-    </w:p>
-    <w:p>
-      <w:r>
-        <w:t>and similar technologies we use on birthright.live.</w:t>
-      </w:r>
-    </w:p>
-    <w:p>
-      <w:pPr>
-        <w:pStyle w:val="Heading2"/>
-      </w:pPr>
-      <w:r>
-        <w:t>1. Categories We Use</w:t>
-      </w:r>
-    </w:p>
-    <w:p>
-      <w:pPr>
-        <w:pStyle w:val="ListBullet"/>
-      </w:pPr>
-      <w:r>
-        <w:rPr>
-          <w:b/>
-        </w:rPr>
-        <w:t>Strictly necessary</w:t>
-      </w:r>
-      <w:r>
-        <w:t xml:space="preserve"> (always on) — sign-in session, shopping cart,</w:t>
-      </w:r>
-    </w:p>
-    <w:p>
-      <w:r>
-        <w:t>CSRF protection, load balancing. Cannot be disabled without breaking</w:t>
-      </w:r>
-    </w:p>
-    <w:p>
-      <w:r>
-        <w:t>the site.</w:t>
-      </w:r>
-    </w:p>
-    <w:p>
-      <w:pPr>
-        <w:pStyle w:val="ListBullet"/>
-      </w:pPr>
-      <w:r>
-        <w:rPr>
-          <w:b/>
-        </w:rPr>
-        <w:t>Preferences</w:t>
-      </w:r>
-      <w:r>
-        <w:t xml:space="preserve"> — remember your consent choices and locale.</w:t>
-      </w:r>
-    </w:p>
-    <w:p>
-      <w:pPr>
-        <w:pStyle w:val="ListBullet"/>
-      </w:pPr>
-      <w:r>
-        <w:rPr>
-          <w:b/>
-        </w:rPr>
-        <w:t>Analytics</w:t>
-      </w:r>
-      <w:r>
-        <w:t xml:space="preserve"> (only with your consent) — anonymised page-view and</w:t>
-      </w:r>
-    </w:p>
-    <w:p>
-      <w:r>
-        <w:t>performance metrics so we can improve the site.</w:t>
-      </w:r>
-    </w:p>
-    <w:p>
-      <w:pPr>
-        <w:pStyle w:val="ListBullet"/>
-      </w:pPr>
-      <w:r>
-        <w:rPr>
-          <w:b/>
-        </w:rPr>
-        <w:t>No advertising cookies.</w:t>
-      </w:r>
-      <w:r>
-        <w:t xml:space="preserve"> We do not run behavioural ad networks.</w:t>
-      </w:r>
-    </w:p>
-    <w:p>
-      <w:pPr>
-        <w:pStyle w:val="Heading2"/>
-      </w:pPr>
-      <w:r>
-        <w:t>2. Your Controls</w:t>
-      </w:r>
-    </w:p>
-    <w:p>
-      <w:pPr>
-        <w:pStyle w:val="ListBullet"/>
-      </w:pPr>
-      <w:r>
-        <w:t>The consent banner on your first visit lets you accept all or</w:t>
-      </w:r>
-    </w:p>
-    <w:p>
-      <w:r>
-        <w:t>reject non-essential cookies. You can change your choice any time</w:t>
-      </w:r>
-    </w:p>
-    <w:p>
-      <w:r>
-        <w:t xml:space="preserve">via </w:t>
-      </w:r>
-      <w:r>
-        <w:rPr>
-          <w:b/>
-        </w:rPr>
-        <w:t>Cookie Settings</w:t>
-      </w:r>
-      <w:r>
-        <w:t xml:space="preserve"> in the site footer.</w:t>
-      </w:r>
-    </w:p>
-    <w:p>
-      <w:pPr>
-        <w:pStyle w:val="ListBullet"/>
-      </w:pPr>
-      <w:r>
-        <w:t>Your browser lets you delete cookies or block them by site.</w:t>
-      </w:r>
-    </w:p>
-    <w:p>
-      <w:pPr>
-        <w:pStyle w:val="ListBullet"/>
-      </w:pPr>
-      <w:r>
-        <w:t>We honour Global Privacy Control (GPC) signals.</w:t>
-      </w:r>
-    </w:p>
-    <w:p>
-      <w:pPr>
-        <w:pStyle w:val="Heading2"/>
-      </w:pPr>
-      <w:r>
-        <w:t>3. Third-Party Providers</w:t>
-      </w:r>
-    </w:p>
-    <w:tbl>
-      <w:tblPr>
-        <w:tblStyle w:val="LightGrid-Accent1"/>
-        <w:tblW w:type="auto" w:w="0"/>
-        <w:tblLook w:firstColumn="1" w:firstRow="1" w:lastColumn="0" w:lastRow="0" w:noHBand="0" w:noVBand="1" w:val="04A0"/>
-      </w:tblPr>
-      <w:tblGrid>
-        <w:gridCol w:w="3216"/>
-        <w:gridCol w:w="3216"/>
-        <w:gridCol w:w="3216"/>
-      </w:tblGrid>
-      <w:tr>
-        <w:tc>
-          <w:tcPr>
-            <w:tcW w:type="dxa" w:w="3216"/>
-          </w:tcPr>
-          <w:p>
-            <w:r>
-              <w:rPr>
-                <w:b/>
-              </w:rPr>
-            </w:r>
-            <w:r>
-              <w:rPr>
-                <w:b/>
-              </w:rPr>
-              <w:t>Purpose</w:t>
-            </w:r>
-          </w:p>
-        </w:tc>
-        <w:tc>
-          <w:tcPr>
-            <w:tcW w:type="dxa" w:w="3216"/>
-          </w:tcPr>
-          <w:p>
-            <w:r>
-              <w:rPr>
-                <w:b/>
-              </w:rPr>
-            </w:r>
-            <w:r>
-              <w:rPr>
-                <w:b/>
-              </w:rPr>
-              <w:t>Provider</w:t>
-            </w:r>
-          </w:p>
-        </w:tc>
-        <w:tc>
-          <w:tcPr>
-            <w:tcW w:type="dxa" w:w="3216"/>
-          </w:tcPr>
-          <w:p>
-            <w:r>
-              <w:rPr>
-                <w:b/>
-              </w:rPr>
-            </w:r>
-            <w:r>
-              <w:rPr>
-                <w:b/>
-              </w:rPr>
-              <w:t>Cookie type</w:t>
-            </w:r>
-          </w:p>
-        </w:tc>
-      </w:tr>
-      <w:tr>
-        <w:tc>
-          <w:tcPr>
-            <w:tcW w:type="dxa" w:w="3216"/>
-          </w:tcPr>
-          <w:p>
-            <w:r/>
-            <w:r>
-              <w:t>Payment</w:t>
-            </w:r>
-          </w:p>
-        </w:tc>
-        <w:tc>
-          <w:tcPr>
-            <w:tcW w:type="dxa" w:w="3216"/>
-          </w:tcPr>
-          <w:p>
-            <w:r/>
-            <w:r>
-              <w:t>Stripe</w:t>
-            </w:r>
-          </w:p>
-        </w:tc>
-        <w:tc>
-          <w:tcPr>
-            <w:tcW w:type="dxa" w:w="3216"/>
-          </w:tcPr>
-          <w:p>
-            <w:r/>
-            <w:r>
-              <w:t>Necessary</w:t>
-            </w:r>
-          </w:p>
-        </w:tc>
-      </w:tr>
-      <w:tr>
-        <w:tc>
-          <w:tcPr>
-            <w:tcW w:type="dxa" w:w="3216"/>
-          </w:tcPr>
-          <w:p>
-            <w:r/>
-            <w:r>
-              <w:t>Session security</w:t>
-            </w:r>
-          </w:p>
-        </w:tc>
-        <w:tc>
-          <w:tcPr>
-            <w:tcW w:type="dxa" w:w="3216"/>
-          </w:tcPr>
-          <w:p>
-            <w:r/>
-            <w:r>
-              <w:t>Cloudflare</w:t>
-            </w:r>
-          </w:p>
-        </w:tc>
-        <w:tc>
-          <w:tcPr>
-            <w:tcW w:type="dxa" w:w="3216"/>
-          </w:tcPr>
-          <w:p>
-            <w:r/>
-            <w:r>
-              <w:t>Necessary</w:t>
-            </w:r>
-          </w:p>
-        </w:tc>
-      </w:tr>
-      <w:tr>
-        <w:tc>
-          <w:tcPr>
-            <w:tcW w:type="dxa" w:w="3216"/>
-          </w:tcPr>
-          <w:p>
-            <w:r/>
-            <w:r>
-              <w:t>Product analytics</w:t>
-            </w:r>
-          </w:p>
-        </w:tc>
-        <w:tc>
-          <w:tcPr>
-            <w:tcW w:type="dxa" w:w="3216"/>
-          </w:tcPr>
-          <w:p>
-            <w:r/>
-            <w:r>
-              <w:t>(Self-hosted)</w:t>
-            </w:r>
-          </w:p>
-        </w:tc>
-        <w:tc>
-          <w:tcPr>
-            <w:tcW w:type="dxa" w:w="3216"/>
-          </w:tcPr>
-          <w:p>
-            <w:r/>
-            <w:r>
-              <w:t>Analytics (opt-in)</w:t>
-            </w:r>
-          </w:p>
-        </w:tc>
-      </w:tr>
-    </w:tbl>
-    <w:p/>
-    <w:p>
-      <w:pPr>
-        <w:pStyle w:val="Heading2"/>
-      </w:pPr>
-      <w:r>
-        <w:t>4. Retention</w:t>
-      </w:r>
-    </w:p>
-    <w:p>
-      <w:r>
-        <w:t>Session cookies expire when you close the browser. Persistent cookies</w:t>
-      </w:r>
-    </w:p>
-    <w:p>
-      <w:r>
-        <w:t>expire in ≤ 12 months. Consent records: kept for 24 months to prove</w:t>
-      </w:r>
-    </w:p>
-    <w:p>
-      <w:r>
-        <w:t>compliance.</w:t>
-      </w:r>
-    </w:p>
-    <w:p>
-      <w:pPr>
-        <w:pStyle w:val="Heading2"/>
-      </w:pPr>
-      <w:r>
-        <w:t>5. Contact</w:t>
-      </w:r>
-    </w:p>
-    <w:p>
-      <w:r>
-        <w:t>privacy@birthright.live.</w:t>
-      </w:r>
-    </w:p>
-    <w:p/>
-    <w:p>
-      <w:r>
-        <w:t>*First draft — pending counsel ratification. Comments to</w:t>
-      </w:r>
-    </w:p>
-    <w:p>
-      <w:r>
-        <w:t>legal@birthright.live.*</w:t>
+        <w:t>This is a test replacement uploaded by counsel at 2026-08-04T20:39:50Z.</w:t>
       </w:r>
     </w:p>
     <w:p/>
@@ -502,12 +26,17 @@
     </w:p>
     <w:p>
       <w:r>
-        <w:t>Where an EU or UK resident's mandatory local rights conflict with this</w:t>
+        <w:t>This document was drafted with EU / UK regulatory alignment in mind. Where</w:t>
       </w:r>
     </w:p>
     <w:p>
       <w:r>
-        <w:t>document, the local rules prevail. Key points:</w:t>
+        <w:t>this document conflicts with mandatory rights of an EU or UK resident, the</w:t>
+      </w:r>
+    </w:p>
+    <w:p>
+      <w:r>
+        <w:t>mandatory local rules prevail. In particular:</w:t>
       </w:r>
     </w:p>
     <w:p>
@@ -518,34 +47,30 @@
         <w:rPr>
           <w:b/>
         </w:rPr>
-        <w:t>GDPR (EU) 2016/679</w:t>
+        <w:t>GDPR (EU) 2016/679 and UK GDPR</w:t>
       </w:r>
       <w:r>
-        <w:t xml:space="preserve"> and </w:t>
-      </w:r>
-      <w:r>
-        <w:rPr>
-          <w:b/>
-        </w:rPr>
-        <w:t>UK GDPR</w:t>
-      </w:r>
-      <w:r>
-        <w:t xml:space="preserve"> govern personal-data</w:t>
+        <w:t xml:space="preserve"> apply to processing of personal data</w:t>
       </w:r>
     </w:p>
     <w:p>
       <w:r>
-        <w:t>processing. Lawful bases: contract necessity, legitimate interests</w:t>
+        <w:t>of individuals in the EEA and UK. Where Birthright is the controller,</w:t>
       </w:r>
     </w:p>
     <w:p>
       <w:r>
-        <w:t>(with opt-out), consent (marketing / non-essential cookies), and</w:t>
+        <w:t>the lawful bases relied on are: (i) contract necessity, (ii) legitimate</w:t>
       </w:r>
     </w:p>
     <w:p>
       <w:r>
-        <w:t>legal obligation.</w:t>
+        <w:t>interests (balanced by opt-out), (iii) consent (marketing and non-</w:t>
+      </w:r>
+    </w:p>
+    <w:p>
+      <w:r>
+        <w:t>essential cookies), and (iv) legal obligation.</w:t>
       </w:r>
     </w:p>
     <w:p>
@@ -556,15 +81,15 @@
         <w:rPr>
           <w:b/>
         </w:rPr>
-        <w:t>ePrivacy Directive (2002/58/EC)</w:t>
+        <w:t>ePrivacy Directive (2002/58/EC as amended)</w:t>
       </w:r>
       <w:r>
-        <w:t xml:space="preserve"> — non-essential cookies require</w:t>
+        <w:t xml:space="preserve"> applies to cookies and</w:t>
       </w:r>
     </w:p>
     <w:p>
       <w:r>
-        <w:t>prior opt-in consent (see our Cookie Notice).</w:t>
+        <w:t>similar tracking. Non-essential cookies require prior opt-in consent.</w:t>
       </w:r>
     </w:p>
     <w:p>
@@ -575,25 +100,25 @@
         <w:rPr>
           <w:b/>
         </w:rPr>
-        <w:t>Consumer Rights Directive (2011/83/EU)</w:t>
+        <w:t>EU Consumer Rights Directive (2011/83/EU)</w:t>
       </w:r>
       <w:r>
-        <w:t xml:space="preserve"> — 14-day right of</w:t>
+        <w:t xml:space="preserve"> — EU/UK consumers have</w:t>
       </w:r>
     </w:p>
     <w:p>
       <w:r>
-        <w:t>withdrawal on distance sales of goods and most digital services.</w:t>
+        <w:t>a 14-day right of withdrawal on distance sales of goods and most</w:t>
       </w:r>
     </w:p>
     <w:p>
       <w:r>
-        <w:t>Fully-performed digital content with prior consent may lose that</w:t>
+        <w:t>digital services. Where a workshop or digital product has been fully</w:t>
       </w:r>
     </w:p>
     <w:p>
       <w:r>
-        <w:t>right.</w:t>
+        <w:t>performed with the consumer's prior consent, the right may be lost.</w:t>
       </w:r>
     </w:p>
     <w:p>
@@ -604,20 +129,25 @@
         <w:rPr>
           <w:b/>
         </w:rPr>
-        <w:t>Digital Services Act (Reg. 2022/2065)</w:t>
+        <w:t>Digital Services Act (Regulation 2022/2065)</w:t>
       </w:r>
       <w:r>
-        <w:t xml:space="preserve"> — community features</w:t>
+        <w:t xml:space="preserve"> applies to online</w:t>
       </w:r>
     </w:p>
     <w:p>
       <w:r>
-        <w:t>(posts, DMs, disputes) fall in scope. Single point of contact:</w:t>
+        <w:t>intermediaries offering services in the EU; Birthright's community</w:t>
       </w:r>
     </w:p>
     <w:p>
       <w:r>
-        <w:t>eu-contact@birthright.live.</w:t>
+        <w:t>features (posts, DMs, disputes) fall within scope. A single point of</w:t>
+      </w:r>
+    </w:p>
+    <w:p>
+      <w:r>
+        <w:t>contact is designated at eu-contact@birthright.live.</w:t>
       </w:r>
     </w:p>
     <w:p>
@@ -628,15 +158,78 @@
         <w:rPr>
           <w:b/>
         </w:rPr>
-        <w:t>Cross-border transfers</w:t>
+        <w:t>EU AI Act (Regulation 2024/1689)</w:t>
       </w:r>
       <w:r>
-        <w:t xml:space="preserve"> — EU SCCs (2021/914) + UK IDTA with a</w:t>
+        <w:t xml:space="preserve"> applies to providers and deployers</w:t>
       </w:r>
     </w:p>
     <w:p>
       <w:r>
-        <w:t>transfer-impact assessment per sub-processor.</w:t>
+        <w:t>of AI systems affecting EU users. Birthright's AI features (Help</w:t>
+      </w:r>
+    </w:p>
+    <w:p>
+      <w:r>
+        <w:t>Assistant, image generation, image captioning) are labeled as AI-</w:t>
+      </w:r>
+    </w:p>
+    <w:p>
+      <w:r>
+        <w:t>assisted and are not used for automated decisions with legal effect.</w:t>
+      </w:r>
+    </w:p>
+    <w:p>
+      <w:pPr>
+        <w:pStyle w:val="ListBullet"/>
+      </w:pPr>
+      <w:r>
+        <w:rPr>
+          <w:b/>
+        </w:rPr>
+        <w:t>Data transfers out of the EEA/UK/CH</w:t>
+      </w:r>
+      <w:r>
+        <w:t xml:space="preserve"> rely on the EU Standard</w:t>
+      </w:r>
+    </w:p>
+    <w:p>
+      <w:r>
+        <w:t>Contractual Clauses (2021/914) and the UK International Data Transfer</w:t>
+      </w:r>
+    </w:p>
+    <w:p>
+      <w:r>
+        <w:t>Addendum, with a transfer-impact assessment on file for each sub-</w:t>
+      </w:r>
+    </w:p>
+    <w:p>
+      <w:r>
+        <w:t>processor.</w:t>
+      </w:r>
+    </w:p>
+    <w:p>
+      <w:pPr>
+        <w:pStyle w:val="ListBullet"/>
+      </w:pPr>
+      <w:r>
+        <w:rPr>
+          <w:b/>
+        </w:rPr>
+        <w:t>Data Protection Officer (DPO)</w:t>
+      </w:r>
+      <w:r>
+        <w:t xml:space="preserve"> — Birthright will designate a DPO</w:t>
+      </w:r>
+    </w:p>
+    <w:p>
+      <w:r>
+        <w:t>once threshold criteria under GDPR Art. 37 are met. Contact:</w:t>
+      </w:r>
+    </w:p>
+    <w:p>
+      <w:r>
+        <w:t>dpo@birthright.live.</w:t>
       </w:r>
     </w:p>
     <w:p>
@@ -650,12 +243,26 @@
         <w:t>DSAR window</w:t>
       </w:r>
       <w:r>
-        <w:t xml:space="preserve"> — 30 days (extendable to 90) at</w:t>
+        <w:t xml:space="preserve"> — subject access, rectification, erasure, portability,</w:t>
       </w:r>
     </w:p>
     <w:p>
       <w:r>
-        <w:t>privacy@birthright.live.</w:t>
+        <w:t xml:space="preserve">and objection requests are responded to within </w:t>
+      </w:r>
+      <w:r>
+        <w:rPr>
+          <w:b/>
+        </w:rPr>
+        <w:t>30 days</w:t>
+      </w:r>
+      <w:r>
+        <w:t xml:space="preserve"> (extendable</w:t>
+      </w:r>
+    </w:p>
+    <w:p>
+      <w:r>
+        <w:t>by 60 days for complex requests) at privacy@birthright.live.</w:t>
       </w:r>
     </w:p>
     <w:p>
@@ -669,25 +276,29 @@
         <w:t>Supervisory authority</w:t>
       </w:r>
       <w:r>
-        <w:t xml:space="preserve"> — EU: your national DPA</w:t>
+        <w:t xml:space="preserve"> — EU/UK residents may lodge a complaint with</w:t>
       </w:r>
     </w:p>
     <w:p>
       <w:r>
-        <w:t>(</w:t>
+        <w:t>their local supervisory authority; a list is available at</w:t>
       </w:r>
+    </w:p>
+    <w:p>
       <w:hyperlink r:id="rId9">
         <w:r>
           <w:rPr>
             <w:color w:val="0563C1"/>
             <w:u w:val="single"/>
           </w:rPr>
-          <w:t xml:space="preserve">https://edpb.europa.eu</w:t>
+          <w:t xml:space="preserve">https://edpb.europa.eu/about-edpb/about-edpb/members_en</w:t>
         </w:r>
       </w:hyperlink>
       <w:r>
-        <w:t>). UK: ICO (</w:t>
+        <w:t xml:space="preserve"> (EU) and</w:t>
       </w:r>
+    </w:p>
+    <w:p>
       <w:hyperlink r:id="rId10">
         <w:r>
           <w:rPr>
@@ -698,7 +309,31 @@
         </w:r>
       </w:hyperlink>
       <w:r>
-        <w:t>).</w:t>
+        <w:t xml:space="preserve"> (UK).</w:t>
+      </w:r>
+    </w:p>
+    <w:p>
+      <w:pPr>
+        <w:pStyle w:val="ListBullet"/>
+      </w:pPr>
+      <w:r>
+        <w:rPr>
+          <w:b/>
+        </w:rPr>
+        <w:t>VAT</w:t>
+      </w:r>
+      <w:r>
+        <w:t xml:space="preserve"> — Where Birthright's EU B2C digital-service or goods sales</w:t>
+      </w:r>
+    </w:p>
+    <w:p>
+      <w:r>
+        <w:t>cross applicable thresholds, VAT registration (One-Stop-Shop or</w:t>
+      </w:r>
+    </w:p>
+    <w:p>
+      <w:r>
+        <w:t>country-by-country) will be completed.</w:t>
       </w:r>
     </w:p>
     <w:sectPr>

--- a/backend/legal_docs/03-cookie-notice.docx
+++ b/backend/legal_docs/03-cookie-notice.docx
@@ -2,6 +2,112 @@
 <file path=word/document.xml><?xml version="1.0" encoding="utf-8"?>
 <w:document xmlns:wpc="http://schemas.microsoft.com/office/word/2010/wordprocessingCanvas" xmlns:mo="http://schemas.microsoft.com/office/mac/office/2008/main" xmlns:mc="http://schemas.openxmlformats.org/markup-compatibility/2006" xmlns:mv="urn:schemas-microsoft-com:mac:vml" xmlns:o="urn:schemas-microsoft-com:office:office" xmlns:r="http://schemas.openxmlformats.org/officeDocument/2006/relationships" xmlns:m="http://schemas.openxmlformats.org/officeDocument/2006/math" xmlns:v="urn:schemas-microsoft-com:vml" xmlns:wp14="http://schemas.microsoft.com/office/word/2010/wordprocessingDrawing" xmlns:wp="http://schemas.openxmlformats.org/drawingml/2006/wordprocessingDrawing" xmlns:w10="urn:schemas-microsoft-com:office:word" xmlns:w="http://schemas.openxmlformats.org/wordprocessingml/2006/main" xmlns:w14="http://schemas.microsoft.com/office/word/2010/wordml" xmlns:wpg="http://schemas.microsoft.com/office/word/2010/wordprocessingGroup" xmlns:wpi="http://schemas.microsoft.com/office/word/2010/wordprocessingInk" xmlns:wne="http://schemas.microsoft.com/office/word/2006/wordml" xmlns:wps="http://schemas.microsoft.com/office/word/2010/wordprocessingShape" mc:Ignorable="w14 wp14">
   <w:body>
+    <w:p>
+      <w:pPr>
+        <w:ind w:left="288"/>
+      </w:pPr>
+      <w:r>
+        <w:rPr>
+          <w:i/>
+          <w:color w:val="7C5316"/>
+        </w:rPr>
+        <w:t>**FIRST DRAFT — PENDING COUNSEL RATIFICATION**</w:t>
+      </w:r>
+    </w:p>
+    <w:p>
+      <w:r>
+        <w:t>&gt;</w:t>
+      </w:r>
+    </w:p>
+    <w:p>
+      <w:pPr>
+        <w:ind w:left="288"/>
+      </w:pPr>
+      <w:r>
+        <w:rPr>
+          <w:i/>
+          <w:color w:val="7C5316"/>
+        </w:rPr>
+        <w:t>This document is a first draft prepared for outside counsel review.</w:t>
+      </w:r>
+    </w:p>
+    <w:p>
+      <w:pPr>
+        <w:ind w:left="288"/>
+      </w:pPr>
+      <w:r>
+        <w:rPr>
+          <w:i/>
+          <w:color w:val="7C5316"/>
+        </w:rPr>
+        <w:t>It uses accepted standard language for its type and is intended to</w:t>
+      </w:r>
+    </w:p>
+    <w:p>
+      <w:pPr>
+        <w:ind w:left="288"/>
+      </w:pPr>
+      <w:r>
+        <w:rPr>
+          <w:i/>
+          <w:color w:val="7C5316"/>
+        </w:rPr>
+        <w:t>be published in this form after ratification. Until counsel signs</w:t>
+      </w:r>
+    </w:p>
+    <w:p>
+      <w:pPr>
+        <w:ind w:left="288"/>
+      </w:pPr>
+      <w:r>
+        <w:rPr>
+          <w:i/>
+          <w:color w:val="7C5316"/>
+        </w:rPr>
+        <w:t>off, treat any specific figure, warranty, or jurisdictional choice</w:t>
+      </w:r>
+    </w:p>
+    <w:p>
+      <w:pPr>
+        <w:ind w:left="288"/>
+      </w:pPr>
+      <w:r>
+        <w:rPr>
+          <w:i/>
+          <w:color w:val="7C5316"/>
+        </w:rPr>
+        <w:t>as tentative.</w:t>
+      </w:r>
+    </w:p>
+    <w:p>
+      <w:r>
+        <w:t>&gt;</w:t>
+      </w:r>
+    </w:p>
+    <w:p>
+      <w:pPr>
+        <w:ind w:left="288"/>
+      </w:pPr>
+      <w:r>
+        <w:rPr>
+          <w:i/>
+          <w:color w:val="7C5316"/>
+        </w:rPr>
+        <w:t>Version: February 2026 · Birthright Foundation (birthright.live) ·</w:t>
+      </w:r>
+    </w:p>
+    <w:p>
+      <w:pPr>
+        <w:ind w:left="288"/>
+      </w:pPr>
+      <w:r>
+        <w:rPr>
+          <w:i/>
+          <w:color w:val="7C5316"/>
+        </w:rPr>
+        <w:t>Executive Director: James Reagan · Contact: legal@birthright.live</w:t>
+      </w:r>
+    </w:p>
     <w:p>
       <w:pPr>
         <w:pStyle w:val="Heading1"/>
@@ -12,7 +118,377 @@
     </w:p>
     <w:p>
       <w:r>
-        <w:t>This is a test replacement uploaded by counsel at 2026-08-04T20:39:50Z.</w:t>
+        <w:rPr>
+          <w:b/>
+        </w:rPr>
+        <w:t>Effective date:</w:t>
+      </w:r>
+      <w:r>
+        <w:t xml:space="preserve"> February 2026. This notice explains the cookies</w:t>
+      </w:r>
+    </w:p>
+    <w:p>
+      <w:r>
+        <w:t>and similar technologies we use on birthright.live.</w:t>
+      </w:r>
+    </w:p>
+    <w:p>
+      <w:pPr>
+        <w:pStyle w:val="Heading2"/>
+      </w:pPr>
+      <w:r>
+        <w:t>1. Categories We Use</w:t>
+      </w:r>
+    </w:p>
+    <w:p>
+      <w:pPr>
+        <w:pStyle w:val="ListBullet"/>
+      </w:pPr>
+      <w:r>
+        <w:rPr>
+          <w:b/>
+        </w:rPr>
+        <w:t>Strictly necessary</w:t>
+      </w:r>
+      <w:r>
+        <w:t xml:space="preserve"> (always on) — sign-in session, shopping cart,</w:t>
+      </w:r>
+    </w:p>
+    <w:p>
+      <w:r>
+        <w:t>CSRF protection, load balancing. Cannot be disabled without breaking</w:t>
+      </w:r>
+    </w:p>
+    <w:p>
+      <w:r>
+        <w:t>the site.</w:t>
+      </w:r>
+    </w:p>
+    <w:p>
+      <w:pPr>
+        <w:pStyle w:val="ListBullet"/>
+      </w:pPr>
+      <w:r>
+        <w:rPr>
+          <w:b/>
+        </w:rPr>
+        <w:t>Preferences</w:t>
+      </w:r>
+      <w:r>
+        <w:t xml:space="preserve"> — remember your consent choices and locale.</w:t>
+      </w:r>
+    </w:p>
+    <w:p>
+      <w:pPr>
+        <w:pStyle w:val="ListBullet"/>
+      </w:pPr>
+      <w:r>
+        <w:rPr>
+          <w:b/>
+        </w:rPr>
+        <w:t>Analytics</w:t>
+      </w:r>
+      <w:r>
+        <w:t xml:space="preserve"> (only with your consent) — anonymised page-view and</w:t>
+      </w:r>
+    </w:p>
+    <w:p>
+      <w:r>
+        <w:t>performance metrics so we can improve the site.</w:t>
+      </w:r>
+    </w:p>
+    <w:p>
+      <w:pPr>
+        <w:pStyle w:val="ListBullet"/>
+      </w:pPr>
+      <w:r>
+        <w:rPr>
+          <w:b/>
+        </w:rPr>
+        <w:t>No advertising cookies.</w:t>
+      </w:r>
+      <w:r>
+        <w:t xml:space="preserve"> We do not run behavioural ad networks.</w:t>
+      </w:r>
+    </w:p>
+    <w:p>
+      <w:pPr>
+        <w:pStyle w:val="Heading2"/>
+      </w:pPr>
+      <w:r>
+        <w:t>2. Your Controls</w:t>
+      </w:r>
+    </w:p>
+    <w:p>
+      <w:pPr>
+        <w:pStyle w:val="ListBullet"/>
+      </w:pPr>
+      <w:r>
+        <w:t>The consent banner on your first visit lets you accept all or</w:t>
+      </w:r>
+    </w:p>
+    <w:p>
+      <w:r>
+        <w:t>reject non-essential cookies. You can change your choice any time</w:t>
+      </w:r>
+    </w:p>
+    <w:p>
+      <w:r>
+        <w:t xml:space="preserve">via </w:t>
+      </w:r>
+      <w:r>
+        <w:rPr>
+          <w:b/>
+        </w:rPr>
+        <w:t>Cookie Settings</w:t>
+      </w:r>
+      <w:r>
+        <w:t xml:space="preserve"> in the site footer.</w:t>
+      </w:r>
+    </w:p>
+    <w:p>
+      <w:pPr>
+        <w:pStyle w:val="ListBullet"/>
+      </w:pPr>
+      <w:r>
+        <w:t>Your browser lets you delete cookies or block them by site.</w:t>
+      </w:r>
+    </w:p>
+    <w:p>
+      <w:pPr>
+        <w:pStyle w:val="ListBullet"/>
+      </w:pPr>
+      <w:r>
+        <w:t>We honour Global Privacy Control (GPC) signals.</w:t>
+      </w:r>
+    </w:p>
+    <w:p>
+      <w:pPr>
+        <w:pStyle w:val="Heading2"/>
+      </w:pPr>
+      <w:r>
+        <w:t>3. Third-Party Providers</w:t>
+      </w:r>
+    </w:p>
+    <w:tbl>
+      <w:tblPr>
+        <w:tblStyle w:val="LightGrid-Accent1"/>
+        <w:tblW w:type="auto" w:w="0"/>
+        <w:tblLook w:firstColumn="1" w:firstRow="1" w:lastColumn="0" w:lastRow="0" w:noHBand="0" w:noVBand="1" w:val="04A0"/>
+      </w:tblPr>
+      <w:tblGrid>
+        <w:gridCol w:w="3216"/>
+        <w:gridCol w:w="3216"/>
+        <w:gridCol w:w="3216"/>
+      </w:tblGrid>
+      <w:tr>
+        <w:tc>
+          <w:tcPr>
+            <w:tcW w:type="dxa" w:w="3216"/>
+          </w:tcPr>
+          <w:p>
+            <w:r>
+              <w:rPr>
+                <w:b/>
+              </w:rPr>
+            </w:r>
+            <w:r>
+              <w:rPr>
+                <w:b/>
+              </w:rPr>
+              <w:t>Purpose</w:t>
+            </w:r>
+          </w:p>
+        </w:tc>
+        <w:tc>
+          <w:tcPr>
+            <w:tcW w:type="dxa" w:w="3216"/>
+          </w:tcPr>
+          <w:p>
+            <w:r>
+              <w:rPr>
+                <w:b/>
+              </w:rPr>
+            </w:r>
+            <w:r>
+              <w:rPr>
+                <w:b/>
+              </w:rPr>
+              <w:t>Provider</w:t>
+            </w:r>
+          </w:p>
+        </w:tc>
+        <w:tc>
+          <w:tcPr>
+            <w:tcW w:type="dxa" w:w="3216"/>
+          </w:tcPr>
+          <w:p>
+            <w:r>
+              <w:rPr>
+                <w:b/>
+              </w:rPr>
+            </w:r>
+            <w:r>
+              <w:rPr>
+                <w:b/>
+              </w:rPr>
+              <w:t>Cookie type</w:t>
+            </w:r>
+          </w:p>
+        </w:tc>
+      </w:tr>
+      <w:tr>
+        <w:tc>
+          <w:tcPr>
+            <w:tcW w:type="dxa" w:w="3216"/>
+          </w:tcPr>
+          <w:p>
+            <w:r/>
+            <w:r>
+              <w:t>Payment</w:t>
+            </w:r>
+          </w:p>
+        </w:tc>
+        <w:tc>
+          <w:tcPr>
+            <w:tcW w:type="dxa" w:w="3216"/>
+          </w:tcPr>
+          <w:p>
+            <w:r/>
+            <w:r>
+              <w:t>Stripe</w:t>
+            </w:r>
+          </w:p>
+        </w:tc>
+        <w:tc>
+          <w:tcPr>
+            <w:tcW w:type="dxa" w:w="3216"/>
+          </w:tcPr>
+          <w:p>
+            <w:r/>
+            <w:r>
+              <w:t>Necessary</w:t>
+            </w:r>
+          </w:p>
+        </w:tc>
+      </w:tr>
+      <w:tr>
+        <w:tc>
+          <w:tcPr>
+            <w:tcW w:type="dxa" w:w="3216"/>
+          </w:tcPr>
+          <w:p>
+            <w:r/>
+            <w:r>
+              <w:t>Session security</w:t>
+            </w:r>
+          </w:p>
+        </w:tc>
+        <w:tc>
+          <w:tcPr>
+            <w:tcW w:type="dxa" w:w="3216"/>
+          </w:tcPr>
+          <w:p>
+            <w:r/>
+            <w:r>
+              <w:t>Cloudflare</w:t>
+            </w:r>
+          </w:p>
+        </w:tc>
+        <w:tc>
+          <w:tcPr>
+            <w:tcW w:type="dxa" w:w="3216"/>
+          </w:tcPr>
+          <w:p>
+            <w:r/>
+            <w:r>
+              <w:t>Necessary</w:t>
+            </w:r>
+          </w:p>
+        </w:tc>
+      </w:tr>
+      <w:tr>
+        <w:tc>
+          <w:tcPr>
+            <w:tcW w:type="dxa" w:w="3216"/>
+          </w:tcPr>
+          <w:p>
+            <w:r/>
+            <w:r>
+              <w:t>Product analytics</w:t>
+            </w:r>
+          </w:p>
+        </w:tc>
+        <w:tc>
+          <w:tcPr>
+            <w:tcW w:type="dxa" w:w="3216"/>
+          </w:tcPr>
+          <w:p>
+            <w:r/>
+            <w:r>
+              <w:t>(Self-hosted)</w:t>
+            </w:r>
+          </w:p>
+        </w:tc>
+        <w:tc>
+          <w:tcPr>
+            <w:tcW w:type="dxa" w:w="3216"/>
+          </w:tcPr>
+          <w:p>
+            <w:r/>
+            <w:r>
+              <w:t>Analytics (opt-in)</w:t>
+            </w:r>
+          </w:p>
+        </w:tc>
+      </w:tr>
+    </w:tbl>
+    <w:p/>
+    <w:p>
+      <w:pPr>
+        <w:pStyle w:val="Heading2"/>
+      </w:pPr>
+      <w:r>
+        <w:t>4. Retention</w:t>
+      </w:r>
+    </w:p>
+    <w:p>
+      <w:r>
+        <w:t>Session cookies expire when you close the browser. Persistent cookies</w:t>
+      </w:r>
+    </w:p>
+    <w:p>
+      <w:r>
+        <w:t>expire in ≤ 12 months. Consent records: kept for 24 months to prove</w:t>
+      </w:r>
+    </w:p>
+    <w:p>
+      <w:r>
+        <w:t>compliance.</w:t>
+      </w:r>
+    </w:p>
+    <w:p>
+      <w:pPr>
+        <w:pStyle w:val="Heading2"/>
+      </w:pPr>
+      <w:r>
+        <w:t>5. Contact</w:t>
+      </w:r>
+    </w:p>
+    <w:p>
+      <w:r>
+        <w:t>privacy@birthright.live.</w:t>
+      </w:r>
+    </w:p>
+    <w:p/>
+    <w:p>
+      <w:r>
+        <w:t>*First draft — pending counsel ratification. Comments to</w:t>
+      </w:r>
+    </w:p>
+    <w:p>
+      <w:r>
+        <w:t>legal@birthright.live.*</w:t>
       </w:r>
     </w:p>
     <w:p/>
@@ -26,17 +502,12 @@
     </w:p>
     <w:p>
       <w:r>
-        <w:t>This document was drafted with EU / UK regulatory alignment in mind. Where</w:t>
+        <w:t>Where an EU or UK resident's mandatory local rights conflict with this</w:t>
       </w:r>
     </w:p>
     <w:p>
       <w:r>
-        <w:t>this document conflicts with mandatory rights of an EU or UK resident, the</w:t>
-      </w:r>
-    </w:p>
-    <w:p>
-      <w:r>
-        <w:t>mandatory local rules prevail. In particular:</w:t>
+        <w:t>document, the local rules prevail. Key points:</w:t>
       </w:r>
     </w:p>
     <w:p>
@@ -47,30 +518,34 @@
         <w:rPr>
           <w:b/>
         </w:rPr>
-        <w:t>GDPR (EU) 2016/679 and UK GDPR</w:t>
+        <w:t>GDPR (EU) 2016/679</w:t>
       </w:r>
       <w:r>
-        <w:t xml:space="preserve"> apply to processing of personal data</w:t>
+        <w:t xml:space="preserve"> and </w:t>
+      </w:r>
+      <w:r>
+        <w:rPr>
+          <w:b/>
+        </w:rPr>
+        <w:t>UK GDPR</w:t>
+      </w:r>
+      <w:r>
+        <w:t xml:space="preserve"> govern personal-data</w:t>
       </w:r>
     </w:p>
     <w:p>
       <w:r>
-        <w:t>of individuals in the EEA and UK. Where Birthright is the controller,</w:t>
+        <w:t>processing. Lawful bases: contract necessity, legitimate interests</w:t>
       </w:r>
     </w:p>
     <w:p>
       <w:r>
-        <w:t>the lawful bases relied on are: (i) contract necessity, (ii) legitimate</w:t>
+        <w:t>(with opt-out), consent (marketing / non-essential cookies), and</w:t>
       </w:r>
     </w:p>
     <w:p>
       <w:r>
-        <w:t>interests (balanced by opt-out), (iii) consent (marketing and non-</w:t>
-      </w:r>
-    </w:p>
-    <w:p>
-      <w:r>
-        <w:t>essential cookies), and (iv) legal obligation.</w:t>
+        <w:t>legal obligation.</w:t>
       </w:r>
     </w:p>
     <w:p>
@@ -81,15 +556,15 @@
         <w:rPr>
           <w:b/>
         </w:rPr>
-        <w:t>ePrivacy Directive (2002/58/EC as amended)</w:t>
+        <w:t>ePrivacy Directive (2002/58/EC)</w:t>
       </w:r>
       <w:r>
-        <w:t xml:space="preserve"> applies to cookies and</w:t>
+        <w:t xml:space="preserve"> — non-essential cookies require</w:t>
       </w:r>
     </w:p>
     <w:p>
       <w:r>
-        <w:t>similar tracking. Non-essential cookies require prior opt-in consent.</w:t>
+        <w:t>prior opt-in consent (see our Cookie Notice).</w:t>
       </w:r>
     </w:p>
     <w:p>
@@ -100,25 +575,25 @@
         <w:rPr>
           <w:b/>
         </w:rPr>
-        <w:t>EU Consumer Rights Directive (2011/83/EU)</w:t>
+        <w:t>Consumer Rights Directive (2011/83/EU)</w:t>
       </w:r>
       <w:r>
-        <w:t xml:space="preserve"> — EU/UK consumers have</w:t>
+        <w:t xml:space="preserve"> — 14-day right of</w:t>
       </w:r>
     </w:p>
     <w:p>
       <w:r>
-        <w:t>a 14-day right of withdrawal on distance sales of goods and most</w:t>
+        <w:t>withdrawal on distance sales of goods and most digital services.</w:t>
       </w:r>
     </w:p>
     <w:p>
       <w:r>
-        <w:t>digital services. Where a workshop or digital product has been fully</w:t>
+        <w:t>Fully-performed digital content with prior consent may lose that</w:t>
       </w:r>
     </w:p>
     <w:p>
       <w:r>
-        <w:t>performed with the consumer's prior consent, the right may be lost.</w:t>
+        <w:t>right.</w:t>
       </w:r>
     </w:p>
     <w:p>
@@ -129,25 +604,20 @@
         <w:rPr>
           <w:b/>
         </w:rPr>
-        <w:t>Digital Services Act (Regulation 2022/2065)</w:t>
+        <w:t>Digital Services Act (Reg. 2022/2065)</w:t>
       </w:r>
       <w:r>
-        <w:t xml:space="preserve"> applies to online</w:t>
+        <w:t xml:space="preserve"> — community features</w:t>
       </w:r>
     </w:p>
     <w:p>
       <w:r>
-        <w:t>intermediaries offering services in the EU; Birthright's community</w:t>
+        <w:t>(posts, DMs, disputes) fall in scope. Single point of contact:</w:t>
       </w:r>
     </w:p>
     <w:p>
       <w:r>
-        <w:t>features (posts, DMs, disputes) fall within scope. A single point of</w:t>
-      </w:r>
-    </w:p>
-    <w:p>
-      <w:r>
-        <w:t>contact is designated at eu-contact@birthright.live.</w:t>
+        <w:t>eu-contact@birthright.live.</w:t>
       </w:r>
     </w:p>
     <w:p>
@@ -158,78 +628,15 @@
         <w:rPr>
           <w:b/>
         </w:rPr>
-        <w:t>EU AI Act (Regulation 2024/1689)</w:t>
+        <w:t>Cross-border transfers</w:t>
       </w:r>
       <w:r>
-        <w:t xml:space="preserve"> applies to providers and deployers</w:t>
+        <w:t xml:space="preserve"> — EU SCCs (2021/914) + UK IDTA with a</w:t>
       </w:r>
     </w:p>
     <w:p>
       <w:r>
-        <w:t>of AI systems affecting EU users. Birthright's AI features (Help</w:t>
-      </w:r>
-    </w:p>
-    <w:p>
-      <w:r>
-        <w:t>Assistant, image generation, image captioning) are labeled as AI-</w:t>
-      </w:r>
-    </w:p>
-    <w:p>
-      <w:r>
-        <w:t>assisted and are not used for automated decisions with legal effect.</w:t>
-      </w:r>
-    </w:p>
-    <w:p>
-      <w:pPr>
-        <w:pStyle w:val="ListBullet"/>
-      </w:pPr>
-      <w:r>
-        <w:rPr>
-          <w:b/>
-        </w:rPr>
-        <w:t>Data transfers out of the EEA/UK/CH</w:t>
-      </w:r>
-      <w:r>
-        <w:t xml:space="preserve"> rely on the EU Standard</w:t>
-      </w:r>
-    </w:p>
-    <w:p>
-      <w:r>
-        <w:t>Contractual Clauses (2021/914) and the UK International Data Transfer</w:t>
-      </w:r>
-    </w:p>
-    <w:p>
-      <w:r>
-        <w:t>Addendum, with a transfer-impact assessment on file for each sub-</w:t>
-      </w:r>
-    </w:p>
-    <w:p>
-      <w:r>
-        <w:t>processor.</w:t>
-      </w:r>
-    </w:p>
-    <w:p>
-      <w:pPr>
-        <w:pStyle w:val="ListBullet"/>
-      </w:pPr>
-      <w:r>
-        <w:rPr>
-          <w:b/>
-        </w:rPr>
-        <w:t>Data Protection Officer (DPO)</w:t>
-      </w:r>
-      <w:r>
-        <w:t xml:space="preserve"> — Birthright will designate a DPO</w:t>
-      </w:r>
-    </w:p>
-    <w:p>
-      <w:r>
-        <w:t>once threshold criteria under GDPR Art. 37 are met. Contact:</w:t>
-      </w:r>
-    </w:p>
-    <w:p>
-      <w:r>
-        <w:t>dpo@birthright.live.</w:t>
+        <w:t>transfer-impact assessment per sub-processor.</w:t>
       </w:r>
     </w:p>
     <w:p>
@@ -243,26 +650,12 @@
         <w:t>DSAR window</w:t>
       </w:r>
       <w:r>
-        <w:t xml:space="preserve"> — subject access, rectification, erasure, portability,</w:t>
+        <w:t xml:space="preserve"> — 30 days (extendable to 90) at</w:t>
       </w:r>
     </w:p>
     <w:p>
       <w:r>
-        <w:t xml:space="preserve">and objection requests are responded to within </w:t>
-      </w:r>
-      <w:r>
-        <w:rPr>
-          <w:b/>
-        </w:rPr>
-        <w:t>30 days</w:t>
-      </w:r>
-      <w:r>
-        <w:t xml:space="preserve"> (extendable</w:t>
-      </w:r>
-    </w:p>
-    <w:p>
-      <w:r>
-        <w:t>by 60 days for complex requests) at privacy@birthright.live.</w:t>
+        <w:t>privacy@birthright.live.</w:t>
       </w:r>
     </w:p>
     <w:p>
@@ -276,29 +669,25 @@
         <w:t>Supervisory authority</w:t>
       </w:r>
       <w:r>
-        <w:t xml:space="preserve"> — EU/UK residents may lodge a complaint with</w:t>
+        <w:t xml:space="preserve"> — EU: your national DPA</w:t>
       </w:r>
     </w:p>
     <w:p>
       <w:r>
-        <w:t>their local supervisory authority; a list is available at</w:t>
+        <w:t>(</w:t>
       </w:r>
-    </w:p>
-    <w:p>
       <w:hyperlink r:id="rId9">
         <w:r>
           <w:rPr>
             <w:color w:val="0563C1"/>
             <w:u w:val="single"/>
           </w:rPr>
-          <w:t xml:space="preserve">https://edpb.europa.eu/about-edpb/about-edpb/members_en</w:t>
+          <w:t xml:space="preserve">https://edpb.europa.eu</w:t>
         </w:r>
       </w:hyperlink>
       <w:r>
-        <w:t xml:space="preserve"> (EU) and</w:t>
+        <w:t>). UK: ICO (</w:t>
       </w:r>
-    </w:p>
-    <w:p>
       <w:hyperlink r:id="rId10">
         <w:r>
           <w:rPr>
@@ -309,31 +698,7 @@
         </w:r>
       </w:hyperlink>
       <w:r>
-        <w:t xml:space="preserve"> (UK).</w:t>
-      </w:r>
-    </w:p>
-    <w:p>
-      <w:pPr>
-        <w:pStyle w:val="ListBullet"/>
-      </w:pPr>
-      <w:r>
-        <w:rPr>
-          <w:b/>
-        </w:rPr>
-        <w:t>VAT</w:t>
-      </w:r>
-      <w:r>
-        <w:t xml:space="preserve"> — Where Birthright's EU B2C digital-service or goods sales</w:t>
-      </w:r>
-    </w:p>
-    <w:p>
-      <w:r>
-        <w:t>cross applicable thresholds, VAT registration (One-Stop-Shop or</w:t>
-      </w:r>
-    </w:p>
-    <w:p>
-      <w:r>
-        <w:t>country-by-country) will be completed.</w:t>
+        <w:t>).</w:t>
       </w:r>
     </w:p>
     <w:sectPr>

--- a/backend/legal_docs/03-cookie-notice.docx
+++ b/backend/legal_docs/03-cookie-notice.docx
@@ -124,12 +124,7 @@
         <w:t>Effective date:</w:t>
       </w:r>
       <w:r>
-        <w:t xml:space="preserve"> February 2026. This notice explains the cookies</w:t>
-      </w:r>
-    </w:p>
-    <w:p>
-      <w:r>
-        <w:t>and similar technologies we use on birthright.live.</w:t>
+        <w:t xml:space="preserve"> February 2026. This notice explains the cookies and similar technologies we use on birthright.live.</w:t>
       </w:r>
     </w:p>
     <w:p>
@@ -151,17 +146,7 @@
         <w:t>Strictly necessary</w:t>
       </w:r>
       <w:r>
-        <w:t xml:space="preserve"> (always on) — sign-in session, shopping cart,</w:t>
-      </w:r>
-    </w:p>
-    <w:p>
-      <w:r>
-        <w:t>CSRF protection, load balancing. Cannot be disabled without breaking</w:t>
-      </w:r>
-    </w:p>
-    <w:p>
-      <w:r>
-        <w:t>the site.</w:t>
+        <w:t xml:space="preserve"> (always on) — sign-in session, shopping cart, CSRF protection, load balancing. Cannot be disabled without breaking the site.</w:t>
       </w:r>
     </w:p>
     <w:p>
@@ -189,12 +174,7 @@
         <w:t>Analytics</w:t>
       </w:r>
       <w:r>
-        <w:t xml:space="preserve"> (only with your consent) — anonymised page-view and</w:t>
-      </w:r>
-    </w:p>
-    <w:p>
-      <w:r>
-        <w:t>performance metrics so we can improve the site.</w:t>
+        <w:t xml:space="preserve"> (only with your consent) — anonymised page-view and performance metrics so we can improve the site.</w:t>
       </w:r>
     </w:p>
     <w:p>
@@ -224,17 +204,7 @@
         <w:pStyle w:val="ListBullet"/>
       </w:pPr>
       <w:r>
-        <w:t>The consent banner on your first visit lets you accept all or</w:t>
-      </w:r>
-    </w:p>
-    <w:p>
-      <w:r>
-        <w:t>reject non-essential cookies. You can change your choice any time</w:t>
-      </w:r>
-    </w:p>
-    <w:p>
-      <w:r>
-        <w:t xml:space="preserve">via </w:t>
+        <w:t xml:space="preserve">The consent banner on your first visit lets you accept all or reject non-essential cookies. You can change your choice any time via </w:t>
       </w:r>
       <w:r>
         <w:rPr>
@@ -277,14 +247,14 @@
         <w:tblLook w:firstColumn="1" w:firstRow="1" w:lastColumn="0" w:lastRow="0" w:noHBand="0" w:noVBand="1" w:val="04A0"/>
       </w:tblPr>
       <w:tblGrid>
-        <w:gridCol w:w="3216"/>
-        <w:gridCol w:w="3216"/>
-        <w:gridCol w:w="3216"/>
+        <w:gridCol w:w="3120"/>
+        <w:gridCol w:w="3120"/>
+        <w:gridCol w:w="3120"/>
       </w:tblGrid>
       <w:tr>
         <w:tc>
           <w:tcPr>
-            <w:tcW w:type="dxa" w:w="3216"/>
+            <w:tcW w:type="dxa" w:w="3120"/>
           </w:tcPr>
           <w:p>
             <w:r>
@@ -302,7 +272,7 @@
         </w:tc>
         <w:tc>
           <w:tcPr>
-            <w:tcW w:type="dxa" w:w="3216"/>
+            <w:tcW w:type="dxa" w:w="3120"/>
           </w:tcPr>
           <w:p>
             <w:r>
@@ -320,7 +290,7 @@
         </w:tc>
         <w:tc>
           <w:tcPr>
-            <w:tcW w:type="dxa" w:w="3216"/>
+            <w:tcW w:type="dxa" w:w="3120"/>
           </w:tcPr>
           <w:p>
             <w:r>
@@ -340,7 +310,7 @@
       <w:tr>
         <w:tc>
           <w:tcPr>
-            <w:tcW w:type="dxa" w:w="3216"/>
+            <w:tcW w:type="dxa" w:w="3120"/>
           </w:tcPr>
           <w:p>
             <w:r/>
@@ -351,7 +321,7 @@
         </w:tc>
         <w:tc>
           <w:tcPr>
-            <w:tcW w:type="dxa" w:w="3216"/>
+            <w:tcW w:type="dxa" w:w="3120"/>
           </w:tcPr>
           <w:p>
             <w:r/>
@@ -362,7 +332,7 @@
         </w:tc>
         <w:tc>
           <w:tcPr>
-            <w:tcW w:type="dxa" w:w="3216"/>
+            <w:tcW w:type="dxa" w:w="3120"/>
           </w:tcPr>
           <w:p>
             <w:r/>
@@ -375,7 +345,7 @@
       <w:tr>
         <w:tc>
           <w:tcPr>
-            <w:tcW w:type="dxa" w:w="3216"/>
+            <w:tcW w:type="dxa" w:w="3120"/>
           </w:tcPr>
           <w:p>
             <w:r/>
@@ -386,7 +356,7 @@
         </w:tc>
         <w:tc>
           <w:tcPr>
-            <w:tcW w:type="dxa" w:w="3216"/>
+            <w:tcW w:type="dxa" w:w="3120"/>
           </w:tcPr>
           <w:p>
             <w:r/>
@@ -397,7 +367,7 @@
         </w:tc>
         <w:tc>
           <w:tcPr>
-            <w:tcW w:type="dxa" w:w="3216"/>
+            <w:tcW w:type="dxa" w:w="3120"/>
           </w:tcPr>
           <w:p>
             <w:r/>
@@ -410,7 +380,7 @@
       <w:tr>
         <w:tc>
           <w:tcPr>
-            <w:tcW w:type="dxa" w:w="3216"/>
+            <w:tcW w:type="dxa" w:w="3120"/>
           </w:tcPr>
           <w:p>
             <w:r/>
@@ -421,7 +391,7 @@
         </w:tc>
         <w:tc>
           <w:tcPr>
-            <w:tcW w:type="dxa" w:w="3216"/>
+            <w:tcW w:type="dxa" w:w="3120"/>
           </w:tcPr>
           <w:p>
             <w:r/>
@@ -432,7 +402,7 @@
         </w:tc>
         <w:tc>
           <w:tcPr>
-            <w:tcW w:type="dxa" w:w="3216"/>
+            <w:tcW w:type="dxa" w:w="3120"/>
           </w:tcPr>
           <w:p>
             <w:r/>
@@ -454,17 +424,7 @@
     </w:p>
     <w:p>
       <w:r>
-        <w:t>Session cookies expire when you close the browser. Persistent cookies</w:t>
-      </w:r>
-    </w:p>
-    <w:p>
-      <w:r>
-        <w:t>expire in ≤ 12 months. Consent records: kept for 24 months to prove</w:t>
-      </w:r>
-    </w:p>
-    <w:p>
-      <w:r>
-        <w:t>compliance.</w:t>
+        <w:t>Session cookies expire when you close the browser. Persistent cookies expire in ≤ 12 months. Consent records: kept for 24 months to prove compliance.</w:t>
       </w:r>
     </w:p>
     <w:p>
@@ -483,12 +443,7 @@
     <w:p/>
     <w:p>
       <w:r>
-        <w:t>*First draft — pending counsel ratification. Comments to</w:t>
-      </w:r>
-    </w:p>
-    <w:p>
-      <w:r>
-        <w:t>legal@birthright.live.*</w:t>
+        <w:t>*First draft — pending counsel ratification. Comments to legal@birthright.live.*</w:t>
       </w:r>
     </w:p>
     <w:p/>
@@ -502,12 +457,7 @@
     </w:p>
     <w:p>
       <w:r>
-        <w:t>Where an EU or UK resident's mandatory local rights conflict with this</w:t>
-      </w:r>
-    </w:p>
-    <w:p>
-      <w:r>
-        <w:t>document, the local rules prevail. Key points:</w:t>
+        <w:t>Where an EU or UK resident's mandatory local rights conflict with this document, the local rules prevail. Key points:</w:t>
       </w:r>
     </w:p>
     <w:p>
@@ -530,22 +480,7 @@
         <w:t>UK GDPR</w:t>
       </w:r>
       <w:r>
-        <w:t xml:space="preserve"> govern personal-data</w:t>
-      </w:r>
-    </w:p>
-    <w:p>
-      <w:r>
-        <w:t>processing. Lawful bases: contract necessity, legitimate interests</w:t>
-      </w:r>
-    </w:p>
-    <w:p>
-      <w:r>
-        <w:t>(with opt-out), consent (marketing / non-essential cookies), and</w:t>
-      </w:r>
-    </w:p>
-    <w:p>
-      <w:r>
-        <w:t>legal obligation.</w:t>
+        <w:t xml:space="preserve"> govern personal-data processing. Lawful bases: contract necessity, legitimate interests (with opt-out), consent (marketing / non-essential cookies), and legal obligation.</w:t>
       </w:r>
     </w:p>
     <w:p>
@@ -559,12 +494,7 @@
         <w:t>ePrivacy Directive (2002/58/EC)</w:t>
       </w:r>
       <w:r>
-        <w:t xml:space="preserve"> — non-essential cookies require</w:t>
-      </w:r>
-    </w:p>
-    <w:p>
-      <w:r>
-        <w:t>prior opt-in consent (see our Cookie Notice).</w:t>
+        <w:t xml:space="preserve"> — non-essential cookies require prior opt-in consent (see our Cookie Notice).</w:t>
       </w:r>
     </w:p>
     <w:p>
@@ -578,22 +508,7 @@
         <w:t>Consumer Rights Directive (2011/83/EU)</w:t>
       </w:r>
       <w:r>
-        <w:t xml:space="preserve"> — 14-day right of</w:t>
-      </w:r>
-    </w:p>
-    <w:p>
-      <w:r>
-        <w:t>withdrawal on distance sales of goods and most digital services.</w:t>
-      </w:r>
-    </w:p>
-    <w:p>
-      <w:r>
-        <w:t>Fully-performed digital content with prior consent may lose that</w:t>
-      </w:r>
-    </w:p>
-    <w:p>
-      <w:r>
-        <w:t>right.</w:t>
+        <w:t xml:space="preserve"> — 14-day right of withdrawal on distance sales of goods and most digital services. Fully-performed digital content with prior consent may lose that right.</w:t>
       </w:r>
     </w:p>
     <w:p>
@@ -607,17 +522,7 @@
         <w:t>Digital Services Act (Reg. 2022/2065)</w:t>
       </w:r>
       <w:r>
-        <w:t xml:space="preserve"> — community features</w:t>
-      </w:r>
-    </w:p>
-    <w:p>
-      <w:r>
-        <w:t>(posts, DMs, disputes) fall in scope. Single point of contact:</w:t>
-      </w:r>
-    </w:p>
-    <w:p>
-      <w:r>
-        <w:t>eu-contact@birthright.live.</w:t>
+        <w:t xml:space="preserve"> — community features (posts, DMs, disputes) fall in scope. Single point of contact: eu-contact@birthright.live.</w:t>
       </w:r>
     </w:p>
     <w:p>
@@ -631,12 +536,7 @@
         <w:t>Cross-border transfers</w:t>
       </w:r>
       <w:r>
-        <w:t xml:space="preserve"> — EU SCCs (2021/914) + UK IDTA with a</w:t>
-      </w:r>
-    </w:p>
-    <w:p>
-      <w:r>
-        <w:t>transfer-impact assessment per sub-processor.</w:t>
+        <w:t xml:space="preserve"> — EU SCCs (2021/914) + UK IDTA with a transfer-impact assessment per sub-processor.</w:t>
       </w:r>
     </w:p>
     <w:p>
@@ -650,12 +550,7 @@
         <w:t>DSAR window</w:t>
       </w:r>
       <w:r>
-        <w:t xml:space="preserve"> — 30 days (extendable to 90) at</w:t>
-      </w:r>
-    </w:p>
-    <w:p>
-      <w:r>
-        <w:t>privacy@birthright.live.</w:t>
+        <w:t xml:space="preserve"> — 30 days (extendable to 90) at privacy@birthright.live.</w:t>
       </w:r>
     </w:p>
     <w:p>
@@ -669,12 +564,7 @@
         <w:t>Supervisory authority</w:t>
       </w:r>
       <w:r>
-        <w:t xml:space="preserve"> — EU: your national DPA</w:t>
-      </w:r>
-    </w:p>
-    <w:p>
-      <w:r>
-        <w:t>(</w:t>
+        <w:t xml:space="preserve"> — EU: your national DPA (</w:t>
       </w:r>
       <w:hyperlink r:id="rId9">
         <w:r>
@@ -703,7 +593,7 @@
     </w:p>
     <w:sectPr>
       <w:pgSz w:w="12240" w:h="15840"/>
-      <w:pgMar w:top="1152" w:right="1296" w:bottom="1152" w:left="1296" w:header="720" w:footer="720" w:gutter="0"/>
+      <w:pgMar w:top="1440" w:right="1440" w:bottom="1440" w:left="1440" w:header="720" w:footer="720" w:gutter="0"/>
       <w:cols w:space="720"/>
       <w:docGrid w:linePitch="360"/>
     </w:sectPr>
@@ -1074,6 +964,9 @@
     <w:name w:val="Normal"/>
     <w:qFormat/>
     <w:rsid w:val="00FC693F"/>
+    <w:pPr>
+      <w:spacing w:line="240" w:lineRule="auto" w:before="0" w:after="120"/>
+    </w:pPr>
     <w:rPr>
       <w:rFonts w:ascii="Calibri" w:hAnsi="Calibri"/>
       <w:sz w:val="22"/>

--- a/backend/legal_docs/03-cookie-notice.docx
+++ b/backend/legal_docs/03-cookie-notice.docx
@@ -105,7 +105,7 @@
           <w:i/>
           <w:color w:val="7C5316"/>
         </w:rPr>
-        <w:t>Executive Director: James Reagan · Contact: legal@birthright.live</w:t>
+        <w:t>Executive Director: Amanda Reagan · Contact: legal@birthright.live</w:t>
       </w:r>
     </w:p>
     <w:p>
